--- a/技术标样张_image-left.docx
+++ b/技术标样张_image-left.docx
@@ -370,6 +370,94 @@
         </w:tc>
       </w:tr>
     </w:tbl>
+    <w:tbl>
+      <w:tblPr>
+        <w:tblW w:type="auto" w:w="0"/>
+        <w:tblLayout w:type="autofit"/>
+        <w:tblLook w:firstColumn="1" w:firstRow="1" w:lastColumn="0" w:lastRow="0" w:noHBand="0" w:noVBand="1" w:val="04A0"/>
+        <w:tblBorders>
+          <w:top w:val="none"/>
+          <w:left w:val="none"/>
+          <w:bottom w:val="none"/>
+          <w:right w:val="none"/>
+          <w:insideH w:val="none"/>
+          <w:insideV w:val="none"/>
+        </w:tblBorders>
+      </w:tblPr>
+      <w:tblGrid>
+        <w:gridCol w:w="4309"/>
+        <w:gridCol w:w="3855"/>
+      </w:tblGrid>
+      <w:tr>
+        <w:tc>
+          <w:tcPr>
+            <w:tcW w:type="dxa" w:w="4150"/>
+          </w:tcPr>
+          <w:p>
+            <w:pPr>
+              <w:jc w:val="center"/>
+            </w:pPr>
+            <w:r>
+              <w:drawing>
+                <wp:inline xmlns:a="http://schemas.openxmlformats.org/drawingml/2006/main" xmlns:pic="http://schemas.openxmlformats.org/drawingml/2006/picture">
+                  <wp:extent cx="2592000" cy="1458356"/>
+                  <wp:docPr id="1" name="Picture 1"/>
+                  <wp:cNvGraphicFramePr>
+                    <a:graphicFrameLocks noChangeAspect="1"/>
+                  </wp:cNvGraphicFramePr>
+                  <a:graphic>
+                    <a:graphicData uri="http://schemas.openxmlformats.org/drawingml/2006/picture">
+                      <pic:pic>
+                        <pic:nvPicPr>
+                          <pic:cNvPr id="0" name="样张_施工现场全景.jpg"/>
+                          <pic:cNvPicPr/>
+                        </pic:nvPicPr>
+                        <pic:blipFill>
+                          <a:blip r:embed="rId9"/>
+                          <a:stretch>
+                            <a:fillRect/>
+                          </a:stretch>
+                        </pic:blipFill>
+                        <pic:spPr>
+                          <a:xfrm>
+                            <a:off x="0" y="0"/>
+                            <a:ext cx="2592000" cy="1458356"/>
+                          </a:xfrm>
+                          <a:prstGeom prst="rect"/>
+                        </pic:spPr>
+                      </pic:pic>
+                    </a:graphicData>
+                  </a:graphic>
+                </wp:inline>
+              </w:drawing>
+            </w:r>
+          </w:p>
+        </w:tc>
+        <w:tc>
+          <w:tcPr>
+            <w:tcW w:type="dxa" w:w="4150"/>
+          </w:tcPr>
+          <w:p>
+            <w:r>
+              <w:rPr>
+                <w:rFonts w:ascii="Times New Roman" w:hAnsi="Times New Roman" w:eastAsia="宋体"/>
+                <w:sz w:val="18"/>
+              </w:rPr>
+              <w:t>图 1　施工现场全景</w:t>
+            </w:r>
+          </w:p>
+          <w:p>
+            <w:r>
+              <w:rPr>
+                <w:rFonts w:ascii="Times New Roman" w:hAnsi="Times New Roman" w:eastAsia="仿宋"/>
+                <w:sz w:val="24"/>
+              </w:rPr>
+              <w:t>现场主体结构已施工至十层，安全防护与绿色施工措施同步落实。</w:t>
+            </w:r>
+          </w:p>
+        </w:tc>
+      </w:tr>
+    </w:tbl>
     <w:p>
       <w:pPr>
         <w:keepNext/>
@@ -458,6 +546,94 @@
         <w:t>《建设工程监理规范》GB/T 50319-2013。</w:t>
       </w:r>
     </w:p>
+    <w:tbl>
+      <w:tblPr>
+        <w:tblW w:type="auto" w:w="0"/>
+        <w:tblLayout w:type="autofit"/>
+        <w:tblLook w:firstColumn="1" w:firstRow="1" w:lastColumn="0" w:lastRow="0" w:noHBand="0" w:noVBand="1" w:val="04A0"/>
+        <w:tblBorders>
+          <w:top w:val="none"/>
+          <w:left w:val="none"/>
+          <w:bottom w:val="none"/>
+          <w:right w:val="none"/>
+          <w:insideH w:val="none"/>
+          <w:insideV w:val="none"/>
+        </w:tblBorders>
+      </w:tblPr>
+      <w:tblGrid>
+        <w:gridCol w:w="4309"/>
+        <w:gridCol w:w="3855"/>
+      </w:tblGrid>
+      <w:tr>
+        <w:tc>
+          <w:tcPr>
+            <w:tcW w:type="dxa" w:w="4150"/>
+          </w:tcPr>
+          <w:p>
+            <w:pPr>
+              <w:jc w:val="center"/>
+            </w:pPr>
+            <w:r>
+              <w:drawing>
+                <wp:inline xmlns:a="http://schemas.openxmlformats.org/drawingml/2006/main" xmlns:pic="http://schemas.openxmlformats.org/drawingml/2006/picture">
+                  <wp:extent cx="2592000" cy="1458356"/>
+                  <wp:docPr id="2" name="Picture 2"/>
+                  <wp:cNvGraphicFramePr>
+                    <a:graphicFrameLocks noChangeAspect="1"/>
+                  </wp:cNvGraphicFramePr>
+                  <a:graphic>
+                    <a:graphicData uri="http://schemas.openxmlformats.org/drawingml/2006/picture">
+                      <pic:pic>
+                        <pic:nvPicPr>
+                          <pic:cNvPr id="0" name="样张_水准测量放线.jpg"/>
+                          <pic:cNvPicPr/>
+                        </pic:nvPicPr>
+                        <pic:blipFill>
+                          <a:blip r:embed="rId10"/>
+                          <a:stretch>
+                            <a:fillRect/>
+                          </a:stretch>
+                        </pic:blipFill>
+                        <pic:spPr>
+                          <a:xfrm>
+                            <a:off x="0" y="0"/>
+                            <a:ext cx="2592000" cy="1458356"/>
+                          </a:xfrm>
+                          <a:prstGeom prst="rect"/>
+                        </pic:spPr>
+                      </pic:pic>
+                    </a:graphicData>
+                  </a:graphic>
+                </wp:inline>
+              </w:drawing>
+            </w:r>
+          </w:p>
+        </w:tc>
+        <w:tc>
+          <w:tcPr>
+            <w:tcW w:type="dxa" w:w="4150"/>
+          </w:tcPr>
+          <w:p>
+            <w:r>
+              <w:rPr>
+                <w:rFonts w:ascii="Times New Roman" w:hAnsi="Times New Roman" w:eastAsia="宋体"/>
+                <w:sz w:val="18"/>
+              </w:rPr>
+              <w:t>图 2　现场水准测量</w:t>
+            </w:r>
+          </w:p>
+          <w:p>
+            <w:r>
+              <w:rPr>
+                <w:rFonts w:ascii="Times New Roman" w:hAnsi="Times New Roman" w:eastAsia="仿宋"/>
+                <w:sz w:val="24"/>
+              </w:rPr>
+              <w:t>现场监理人员正在开展水准测量放线复核，实测实量数据同步录入监理台账。</w:t>
+            </w:r>
+          </w:p>
+        </w:tc>
+      </w:tr>
+    </w:tbl>
     <w:p>
       <w:pPr>
         <w:keepNext/>
@@ -817,9 +993,97 @@
         <w:t>监理信息化管理平台</w:t>
       </w:r>
     </w:p>
+    <w:tbl>
+      <w:tblPr>
+        <w:tblW w:type="auto" w:w="0"/>
+        <w:tblLayout w:type="autofit"/>
+        <w:tblLook w:firstColumn="1" w:firstRow="1" w:lastColumn="0" w:lastRow="0" w:noHBand="0" w:noVBand="1" w:val="04A0"/>
+        <w:tblBorders>
+          <w:top w:val="none"/>
+          <w:left w:val="none"/>
+          <w:bottom w:val="none"/>
+          <w:right w:val="none"/>
+          <w:insideH w:val="none"/>
+          <w:insideV w:val="none"/>
+        </w:tblBorders>
+      </w:tblPr>
+      <w:tblGrid>
+        <w:gridCol w:w="4309"/>
+        <w:gridCol w:w="3855"/>
+      </w:tblGrid>
+      <w:tr>
+        <w:tc>
+          <w:tcPr>
+            <w:tcW w:type="dxa" w:w="4150"/>
+          </w:tcPr>
+          <w:p>
+            <w:pPr>
+              <w:jc w:val="center"/>
+            </w:pPr>
+            <w:r>
+              <w:drawing>
+                <wp:inline xmlns:a="http://schemas.openxmlformats.org/drawingml/2006/main" xmlns:pic="http://schemas.openxmlformats.org/drawingml/2006/picture">
+                  <wp:extent cx="2592000" cy="1458356"/>
+                  <wp:docPr id="3" name="Picture 3"/>
+                  <wp:cNvGraphicFramePr>
+                    <a:graphicFrameLocks noChangeAspect="1"/>
+                  </wp:cNvGraphicFramePr>
+                  <a:graphic>
+                    <a:graphicData uri="http://schemas.openxmlformats.org/drawingml/2006/picture">
+                      <pic:pic>
+                        <pic:nvPicPr>
+                          <pic:cNvPr id="0" name="样张_图纸会审.jpg"/>
+                          <pic:cNvPicPr/>
+                        </pic:nvPicPr>
+                        <pic:blipFill>
+                          <a:blip r:embed="rId11"/>
+                          <a:stretch>
+                            <a:fillRect/>
+                          </a:stretch>
+                        </pic:blipFill>
+                        <pic:spPr>
+                          <a:xfrm>
+                            <a:off x="0" y="0"/>
+                            <a:ext cx="2592000" cy="1458356"/>
+                          </a:xfrm>
+                          <a:prstGeom prst="rect"/>
+                        </pic:spPr>
+                      </pic:pic>
+                    </a:graphicData>
+                  </a:graphic>
+                </wp:inline>
+              </w:drawing>
+            </w:r>
+          </w:p>
+        </w:tc>
+        <w:tc>
+          <w:tcPr>
+            <w:tcW w:type="dxa" w:w="4150"/>
+          </w:tcPr>
+          <w:p>
+            <w:r>
+              <w:rPr>
+                <w:rFonts w:ascii="Times New Roman" w:hAnsi="Times New Roman" w:eastAsia="宋体"/>
+                <w:sz w:val="18"/>
+              </w:rPr>
+              <w:t>图 3　监理例会图纸会审</w:t>
+            </w:r>
+          </w:p>
+          <w:p>
+            <w:r>
+              <w:rPr>
+                <w:rFonts w:ascii="Times New Roman" w:hAnsi="Times New Roman" w:eastAsia="仿宋"/>
+                <w:sz w:val="24"/>
+              </w:rPr>
+              <w:t>监理例会与图纸会审制度保障参建各方信息畅通，重大问题及时协调解决。</w:t>
+            </w:r>
+          </w:p>
+        </w:tc>
+      </w:tr>
+    </w:tbl>
     <w:sectPr>
-      <w:footerReference w:type="default" r:id="rId9"/>
-      <w:headerReference w:type="default" r:id="rId10"/>
+      <w:footerReference w:type="default" r:id="rId12"/>
+      <w:headerReference w:type="default" r:id="rId13"/>
       <w:pgSz w:w="11906" w:h="16838"/>
       <w:pgMar w:top="1440" w:right="1803" w:bottom="1440" w:left="1803" w:header="720" w:footer="720" w:gutter="0"/>
       <w:cols w:space="720"/>

--- a/技术标样张_image-left.docx
+++ b/技术标样张_image-left.docx
@@ -458,6 +458,94 @@
         </w:tc>
       </w:tr>
     </w:tbl>
+    <w:tbl>
+      <w:tblPr>
+        <w:tblW w:type="auto" w:w="0"/>
+        <w:tblLayout w:type="autofit"/>
+        <w:tblLook w:firstColumn="1" w:firstRow="1" w:lastColumn="0" w:lastRow="0" w:noHBand="0" w:noVBand="1" w:val="04A0"/>
+        <w:tblBorders>
+          <w:top w:val="none"/>
+          <w:left w:val="none"/>
+          <w:bottom w:val="none"/>
+          <w:right w:val="none"/>
+          <w:insideH w:val="none"/>
+          <w:insideV w:val="none"/>
+        </w:tblBorders>
+      </w:tblPr>
+      <w:tblGrid>
+        <w:gridCol w:w="4309"/>
+        <w:gridCol w:w="3855"/>
+      </w:tblGrid>
+      <w:tr>
+        <w:tc>
+          <w:tcPr>
+            <w:tcW w:type="dxa" w:w="4150"/>
+          </w:tcPr>
+          <w:p>
+            <w:pPr>
+              <w:jc w:val="center"/>
+            </w:pPr>
+            <w:r>
+              <w:drawing>
+                <wp:inline xmlns:a="http://schemas.openxmlformats.org/drawingml/2006/main" xmlns:pic="http://schemas.openxmlformats.org/drawingml/2006/picture">
+                  <wp:extent cx="2592000" cy="1137951"/>
+                  <wp:docPr id="2" name="Picture 2"/>
+                  <wp:cNvGraphicFramePr>
+                    <a:graphicFrameLocks noChangeAspect="1"/>
+                  </wp:cNvGraphicFramePr>
+                  <a:graphic>
+                    <a:graphicData uri="http://schemas.openxmlformats.org/drawingml/2006/picture">
+                      <pic:pic>
+                        <pic:nvPicPr>
+                          <pic:cNvPr id="0" name="样张_质量控制程序流程图.png"/>
+                          <pic:cNvPicPr/>
+                        </pic:nvPicPr>
+                        <pic:blipFill>
+                          <a:blip r:embed="rId10"/>
+                          <a:stretch>
+                            <a:fillRect/>
+                          </a:stretch>
+                        </pic:blipFill>
+                        <pic:spPr>
+                          <a:xfrm>
+                            <a:off x="0" y="0"/>
+                            <a:ext cx="2592000" cy="1137951"/>
+                          </a:xfrm>
+                          <a:prstGeom prst="rect"/>
+                        </pic:spPr>
+                      </pic:pic>
+                    </a:graphicData>
+                  </a:graphic>
+                </wp:inline>
+              </w:drawing>
+            </w:r>
+          </w:p>
+        </w:tc>
+        <w:tc>
+          <w:tcPr>
+            <w:tcW w:type="dxa" w:w="4150"/>
+          </w:tcPr>
+          <w:p>
+            <w:r>
+              <w:rPr>
+                <w:rFonts w:ascii="Times New Roman" w:hAnsi="Times New Roman" w:eastAsia="宋体"/>
+                <w:sz w:val="18"/>
+              </w:rPr>
+              <w:t>图 2　质量控制验收程序流程图</w:t>
+            </w:r>
+          </w:p>
+          <w:p>
+            <w:r>
+              <w:rPr>
+                <w:rFonts w:ascii="Times New Roman" w:hAnsi="Times New Roman" w:eastAsia="仿宋"/>
+                <w:sz w:val="24"/>
+              </w:rPr>
+              <w:t>质量控制执行报验制与旁站制，不合格项限期整改后重新报验，合格后方可进入下道工序。</w:t>
+            </w:r>
+          </w:p>
+        </w:tc>
+      </w:tr>
+    </w:tbl>
     <w:p>
       <w:pPr>
         <w:keepNext/>
@@ -577,7 +665,7 @@
               <w:drawing>
                 <wp:inline xmlns:a="http://schemas.openxmlformats.org/drawingml/2006/main" xmlns:pic="http://schemas.openxmlformats.org/drawingml/2006/picture">
                   <wp:extent cx="2592000" cy="1458356"/>
-                  <wp:docPr id="2" name="Picture 2"/>
+                  <wp:docPr id="3" name="Picture 3"/>
                   <wp:cNvGraphicFramePr>
                     <a:graphicFrameLocks noChangeAspect="1"/>
                   </wp:cNvGraphicFramePr>
@@ -589,7 +677,7 @@
                           <pic:cNvPicPr/>
                         </pic:nvPicPr>
                         <pic:blipFill>
-                          <a:blip r:embed="rId10"/>
+                          <a:blip r:embed="rId11"/>
                           <a:stretch>
                             <a:fillRect/>
                           </a:stretch>
@@ -619,7 +707,7 @@
                 <w:rFonts w:ascii="Times New Roman" w:hAnsi="Times New Roman" w:eastAsia="宋体"/>
                 <w:sz w:val="18"/>
               </w:rPr>
-              <w:t>图 2　现场水准测量</w:t>
+              <w:t>图 3　现场水准测量</w:t>
             </w:r>
           </w:p>
           <w:p>
@@ -629,6 +717,94 @@
                 <w:sz w:val="24"/>
               </w:rPr>
               <w:t>现场监理人员正在开展水准测量放线复核，实测实量数据同步录入监理台账。</w:t>
+            </w:r>
+          </w:p>
+        </w:tc>
+      </w:tr>
+    </w:tbl>
+    <w:tbl>
+      <w:tblPr>
+        <w:tblW w:type="auto" w:w="0"/>
+        <w:tblLayout w:type="autofit"/>
+        <w:tblLook w:firstColumn="1" w:firstRow="1" w:lastColumn="0" w:lastRow="0" w:noHBand="0" w:noVBand="1" w:val="04A0"/>
+        <w:tblBorders>
+          <w:top w:val="none"/>
+          <w:left w:val="none"/>
+          <w:bottom w:val="none"/>
+          <w:right w:val="none"/>
+          <w:insideH w:val="none"/>
+          <w:insideV w:val="none"/>
+        </w:tblBorders>
+      </w:tblPr>
+      <w:tblGrid>
+        <w:gridCol w:w="4309"/>
+        <w:gridCol w:w="3855"/>
+      </w:tblGrid>
+      <w:tr>
+        <w:tc>
+          <w:tcPr>
+            <w:tcW w:type="dxa" w:w="4150"/>
+          </w:tcPr>
+          <w:p>
+            <w:pPr>
+              <w:jc w:val="center"/>
+            </w:pPr>
+            <w:r>
+              <w:drawing>
+                <wp:inline xmlns:a="http://schemas.openxmlformats.org/drawingml/2006/main" xmlns:pic="http://schemas.openxmlformats.org/drawingml/2006/picture">
+                  <wp:extent cx="2592000" cy="853463"/>
+                  <wp:docPr id="4" name="Picture 4"/>
+                  <wp:cNvGraphicFramePr>
+                    <a:graphicFrameLocks noChangeAspect="1"/>
+                  </wp:cNvGraphicFramePr>
+                  <a:graphic>
+                    <a:graphicData uri="http://schemas.openxmlformats.org/drawingml/2006/picture">
+                      <pic:pic>
+                        <pic:nvPicPr>
+                          <pic:cNvPr id="0" name="样张_监理工作程序流程图.png"/>
+                          <pic:cNvPicPr/>
+                        </pic:nvPicPr>
+                        <pic:blipFill>
+                          <a:blip r:embed="rId12"/>
+                          <a:stretch>
+                            <a:fillRect/>
+                          </a:stretch>
+                        </pic:blipFill>
+                        <pic:spPr>
+                          <a:xfrm>
+                            <a:off x="0" y="0"/>
+                            <a:ext cx="2592000" cy="853463"/>
+                          </a:xfrm>
+                          <a:prstGeom prst="rect"/>
+                        </pic:spPr>
+                      </pic:pic>
+                    </a:graphicData>
+                  </a:graphic>
+                </wp:inline>
+              </w:drawing>
+            </w:r>
+          </w:p>
+        </w:tc>
+        <w:tc>
+          <w:tcPr>
+            <w:tcW w:type="dxa" w:w="4150"/>
+          </w:tcPr>
+          <w:p>
+            <w:r>
+              <w:rPr>
+                <w:rFonts w:ascii="Times New Roman" w:hAnsi="Times New Roman" w:eastAsia="宋体"/>
+                <w:sz w:val="18"/>
+              </w:rPr>
+              <w:t>图 4　监理工作程序流程图</w:t>
+            </w:r>
+          </w:p>
+          <w:p>
+            <w:r>
+              <w:rPr>
+                <w:rFonts w:ascii="Times New Roman" w:hAnsi="Times New Roman" w:eastAsia="仿宋"/>
+                <w:sz w:val="24"/>
+              </w:rPr>
+              <w:t>项目监理机构按照既定工作程序有序推进三控两管一协调，竣工验收合格后签发工程移交证书。</w:t>
             </w:r>
           </w:p>
         </w:tc>
@@ -1024,7 +1200,7 @@
               <w:drawing>
                 <wp:inline xmlns:a="http://schemas.openxmlformats.org/drawingml/2006/main" xmlns:pic="http://schemas.openxmlformats.org/drawingml/2006/picture">
                   <wp:extent cx="2592000" cy="1458356"/>
-                  <wp:docPr id="3" name="Picture 3"/>
+                  <wp:docPr id="5" name="Picture 5"/>
                   <wp:cNvGraphicFramePr>
                     <a:graphicFrameLocks noChangeAspect="1"/>
                   </wp:cNvGraphicFramePr>
@@ -1036,7 +1212,7 @@
                           <pic:cNvPicPr/>
                         </pic:nvPicPr>
                         <pic:blipFill>
-                          <a:blip r:embed="rId11"/>
+                          <a:blip r:embed="rId13"/>
                           <a:stretch>
                             <a:fillRect/>
                           </a:stretch>
@@ -1066,7 +1242,7 @@
                 <w:rFonts w:ascii="Times New Roman" w:hAnsi="Times New Roman" w:eastAsia="宋体"/>
                 <w:sz w:val="18"/>
               </w:rPr>
-              <w:t>图 3　监理例会图纸会审</w:t>
+              <w:t>图 5　监理例会图纸会审</w:t>
             </w:r>
           </w:p>
           <w:p>
@@ -1082,8 +1258,8 @@
       </w:tr>
     </w:tbl>
     <w:sectPr>
-      <w:footerReference w:type="default" r:id="rId12"/>
-      <w:headerReference w:type="default" r:id="rId13"/>
+      <w:footerReference w:type="default" r:id="rId14"/>
+      <w:headerReference w:type="default" r:id="rId15"/>
       <w:pgSz w:w="11906" w:h="16838"/>
       <w:pgMar w:top="1440" w:right="1803" w:bottom="1440" w:left="1803" w:header="720" w:footer="720" w:gutter="0"/>
       <w:cols w:space="720"/>

--- a/技术标样张_image-left.docx
+++ b/技术标样张_image-left.docx
@@ -6,6 +6,7 @@
     <w:p/>
     <w:p>
       <w:pPr>
+        <w:spacing w:before="1600"/>
         <w:jc w:val="center"/>
         <w:shd w:val="clear" w:color="auto" w:fill="1B2C52"/>
       </w:pPr>
@@ -42,6 +43,7 @@
       <w:r>
         <w:rPr>
           <w:rFonts w:ascii="Times New Roman" w:hAnsi="Times New Roman" w:eastAsia="黑体"/>
+          <w:b w:val="0"/>
           <w:color w:val="FFFFFF"/>
           <w:sz w:val="28"/>
         </w:rPr>
@@ -69,7 +71,7 @@
     <w:p>
       <w:r>
         <w:fldChar w:fldCharType="begin"/>
-        <w:instrText xml:space="preserve">TOC \o "1-3" \h \z \u</w:instrText>
+        <w:instrText xml:space="preserve">TOC \o "1-4" \h  \u</w:instrText>
         <w:fldChar w:fldCharType="separate"/>
       </w:r>
       <w:r>
@@ -107,12 +109,15 @@
       <w:pPr>
         <w:keepNext/>
         <w:spacing w:before="120" w:after="80" w:line="288" w:lineRule="auto"/>
+        <w:pBdr>
+          <w:bottom w:val="single" w:sz="6" w:color="243B6B"/>
+        </w:pBdr>
         <w:outlineLvl w:val="0"/>
       </w:pPr>
       <w:r>
         <w:rPr>
           <w:rFonts w:ascii="Times New Roman" w:hAnsi="Times New Roman" w:eastAsia="黑体"/>
-          <w:b/>
+          <w:b w:val="0"/>
           <w:color w:val="1B2C52"/>
           <w:sz w:val="24"/>
         </w:rPr>
@@ -127,7 +132,7 @@
       </w:pPr>
       <w:r>
         <w:rPr>
-          <w:rFonts w:ascii="Times New Roman" w:hAnsi="Times New Roman" w:eastAsia="仿宋"/>
+          <w:rFonts w:ascii="Times New Roman" w:hAnsi="Times New Roman" w:eastAsia="宋体"/>
           <w:sz w:val="24"/>
         </w:rPr>
         <w:t>预览项目为框架剪力墙结构公共建筑，总建筑面积约 8.6 万平方米，地上十层、地下两层。</w:t>
@@ -137,12 +142,15 @@
       <w:pPr>
         <w:keepNext/>
         <w:spacing w:before="120" w:after="80" w:line="288" w:lineRule="auto"/>
+        <w:pBdr>
+          <w:bottom w:val="single" w:sz="6" w:color="243B6B"/>
+        </w:pBdr>
         <w:outlineLvl w:val="1"/>
       </w:pPr>
       <w:r>
         <w:rPr>
           <w:rFonts w:ascii="Times New Roman" w:hAnsi="Times New Roman" w:eastAsia="黑体"/>
-          <w:b/>
+          <w:b w:val="0"/>
           <w:color w:val="1B2C52"/>
           <w:sz w:val="24"/>
         </w:rPr>
@@ -157,7 +165,7 @@
       </w:pPr>
       <w:r>
         <w:rPr>
-          <w:rFonts w:ascii="Times New Roman" w:hAnsi="Times New Roman" w:eastAsia="仿宋"/>
+          <w:rFonts w:ascii="Times New Roman" w:hAnsi="Times New Roman" w:eastAsia="宋体"/>
           <w:sz w:val="24"/>
         </w:rPr>
         <w:t>本项目监理工作覆盖质量、进度、投资、安全环保与合同信息管理五大目标。</w:t>
@@ -196,10 +204,10 @@
       </w:pPr>
       <w:r>
         <w:rPr>
-          <w:rFonts w:ascii="Times New Roman" w:hAnsi="Times New Roman" w:eastAsia="宋体"/>
+          <w:rFonts w:ascii="Times New Roman" w:hAnsi="Times New Roman" w:eastAsia="仿宋"/>
           <w:sz w:val="18"/>
         </w:rPr>
-        <w:t>表 1　序号</w:t>
+        <w:t>表1-1</w:t>
       </w:r>
     </w:p>
     <w:tbl>
@@ -226,13 +234,12 @@
         <w:tc>
           <w:tcPr>
             <w:tcW w:type="dxa" w:w="2767"/>
-            <w:shd w:val="clear" w:color="auto" w:fill="E8ECF4"/>
           </w:tcPr>
           <w:p>
             <w:r/>
             <w:r>
               <w:rPr>
-                <w:rFonts w:ascii="Times New Roman" w:hAnsi="Times New Roman" w:eastAsia="宋体"/>
+                <w:rFonts w:ascii="Times New Roman" w:hAnsi="Times New Roman" w:eastAsia="仿宋"/>
                 <w:b/>
                 <w:sz w:val="21"/>
               </w:rPr>
@@ -243,13 +250,12 @@
         <w:tc>
           <w:tcPr>
             <w:tcW w:type="dxa" w:w="2767"/>
-            <w:shd w:val="clear" w:color="auto" w:fill="E8ECF4"/>
           </w:tcPr>
           <w:p>
             <w:r/>
             <w:r>
               <w:rPr>
-                <w:rFonts w:ascii="Times New Roman" w:hAnsi="Times New Roman" w:eastAsia="宋体"/>
+                <w:rFonts w:ascii="Times New Roman" w:hAnsi="Times New Roman" w:eastAsia="仿宋"/>
                 <w:b/>
                 <w:sz w:val="21"/>
               </w:rPr>
@@ -260,13 +266,12 @@
         <w:tc>
           <w:tcPr>
             <w:tcW w:type="dxa" w:w="2767"/>
-            <w:shd w:val="clear" w:color="auto" w:fill="E8ECF4"/>
           </w:tcPr>
           <w:p>
             <w:r/>
             <w:r>
               <w:rPr>
-                <w:rFonts w:ascii="Times New Roman" w:hAnsi="Times New Roman" w:eastAsia="宋体"/>
+                <w:rFonts w:ascii="Times New Roman" w:hAnsi="Times New Roman" w:eastAsia="仿宋"/>
                 <w:b/>
                 <w:sz w:val="21"/>
               </w:rPr>
@@ -284,7 +289,7 @@
             <w:r/>
             <w:r>
               <w:rPr>
-                <w:rFonts w:ascii="Times New Roman" w:hAnsi="Times New Roman" w:eastAsia="宋体"/>
+                <w:rFonts w:ascii="Times New Roman" w:hAnsi="Times New Roman" w:eastAsia="仿宋"/>
                 <w:sz w:val="21"/>
               </w:rPr>
               <w:t>1</w:t>
@@ -299,7 +304,7 @@
             <w:r/>
             <w:r>
               <w:rPr>
-                <w:rFonts w:ascii="Times New Roman" w:hAnsi="Times New Roman" w:eastAsia="宋体"/>
+                <w:rFonts w:ascii="Times New Roman" w:hAnsi="Times New Roman" w:eastAsia="仿宋"/>
                 <w:sz w:val="21"/>
               </w:rPr>
               <w:t>质量目标</w:t>
@@ -314,7 +319,7 @@
             <w:r/>
             <w:r>
               <w:rPr>
-                <w:rFonts w:ascii="Times New Roman" w:hAnsi="Times New Roman" w:eastAsia="宋体"/>
+                <w:rFonts w:ascii="Times New Roman" w:hAnsi="Times New Roman" w:eastAsia="仿宋"/>
                 <w:sz w:val="21"/>
               </w:rPr>
               <w:t>三检制、样板引路</w:t>
@@ -331,7 +336,7 @@
             <w:r/>
             <w:r>
               <w:rPr>
-                <w:rFonts w:ascii="Times New Roman" w:hAnsi="Times New Roman" w:eastAsia="宋体"/>
+                <w:rFonts w:ascii="Times New Roman" w:hAnsi="Times New Roman" w:eastAsia="仿宋"/>
                 <w:sz w:val="21"/>
               </w:rPr>
               <w:t>2</w:t>
@@ -346,7 +351,7 @@
             <w:r/>
             <w:r>
               <w:rPr>
-                <w:rFonts w:ascii="Times New Roman" w:hAnsi="Times New Roman" w:eastAsia="宋体"/>
+                <w:rFonts w:ascii="Times New Roman" w:hAnsi="Times New Roman" w:eastAsia="仿宋"/>
                 <w:sz w:val="21"/>
               </w:rPr>
               <w:t>进度目标</w:t>
@@ -361,7 +366,7 @@
             <w:r/>
             <w:r>
               <w:rPr>
-                <w:rFonts w:ascii="Times New Roman" w:hAnsi="Times New Roman" w:eastAsia="宋体"/>
+                <w:rFonts w:ascii="Times New Roman" w:hAnsi="Times New Roman" w:eastAsia="仿宋"/>
                 <w:sz w:val="21"/>
               </w:rPr>
               <w:t>关键线路周报纠偏</w:t>
@@ -440,10 +445,10 @@
           <w:p>
             <w:r>
               <w:rPr>
-                <w:rFonts w:ascii="Times New Roman" w:hAnsi="Times New Roman" w:eastAsia="宋体"/>
+                <w:rFonts w:ascii="Times New Roman" w:hAnsi="Times New Roman" w:eastAsia="仿宋"/>
                 <w:sz w:val="18"/>
               </w:rPr>
-              <w:t>图 1　施工现场全景</w:t>
+              <w:t>图1-1　施工现场全景</w:t>
             </w:r>
           </w:p>
           <w:p>
@@ -528,10 +533,10 @@
           <w:p>
             <w:r>
               <w:rPr>
-                <w:rFonts w:ascii="Times New Roman" w:hAnsi="Times New Roman" w:eastAsia="宋体"/>
+                <w:rFonts w:ascii="Times New Roman" w:hAnsi="Times New Roman" w:eastAsia="仿宋"/>
                 <w:sz w:val="18"/>
               </w:rPr>
-              <w:t>图 2　质量控制验收程序流程图</w:t>
+              <w:t>图1-2　质量控制验收程序流程图</w:t>
             </w:r>
           </w:p>
           <w:p>
@@ -550,6 +555,9 @@
       <w:pPr>
         <w:keepNext/>
         <w:spacing w:before="60" w:after="40" w:line="288" w:lineRule="auto"/>
+        <w:pBdr>
+          <w:bottom w:val="single" w:sz="6" w:color="243B6B"/>
+        </w:pBdr>
         <w:outlineLvl w:val="2"/>
       </w:pPr>
       <w:r>
@@ -570,7 +578,7 @@
       </w:pPr>
       <w:r>
         <w:rPr>
-          <w:rFonts w:ascii="Times New Roman" w:hAnsi="Times New Roman" w:eastAsia="仿宋"/>
+          <w:rFonts w:ascii="Times New Roman" w:hAnsi="Times New Roman" w:eastAsia="宋体"/>
           <w:sz w:val="24"/>
         </w:rPr>
         <w:t>施工阶段监理，含土建、安装、装饰、智能化、室外工程等全部专业。</w:t>
@@ -596,12 +604,15 @@
       <w:pPr>
         <w:keepNext/>
         <w:spacing w:before="120" w:after="80" w:line="288" w:lineRule="auto"/>
+        <w:pBdr>
+          <w:bottom w:val="single" w:sz="6" w:color="243B6B"/>
+        </w:pBdr>
         <w:outlineLvl w:val="0"/>
       </w:pPr>
       <w:r>
         <w:rPr>
           <w:rFonts w:ascii="Times New Roman" w:hAnsi="Times New Roman" w:eastAsia="黑体"/>
-          <w:b/>
+          <w:b w:val="0"/>
           <w:color w:val="1B2C52"/>
           <w:sz w:val="24"/>
         </w:rPr>
@@ -704,10 +715,10 @@
           <w:p>
             <w:r>
               <w:rPr>
-                <w:rFonts w:ascii="Times New Roman" w:hAnsi="Times New Roman" w:eastAsia="宋体"/>
+                <w:rFonts w:ascii="Times New Roman" w:hAnsi="Times New Roman" w:eastAsia="仿宋"/>
                 <w:sz w:val="18"/>
               </w:rPr>
-              <w:t>图 3　现场水准测量</w:t>
+              <w:t>图2-1　现场水准测量</w:t>
             </w:r>
           </w:p>
           <w:p>
@@ -792,10 +803,10 @@
           <w:p>
             <w:r>
               <w:rPr>
-                <w:rFonts w:ascii="Times New Roman" w:hAnsi="Times New Roman" w:eastAsia="宋体"/>
+                <w:rFonts w:ascii="Times New Roman" w:hAnsi="Times New Roman" w:eastAsia="仿宋"/>
                 <w:sz w:val="18"/>
               </w:rPr>
-              <w:t>图 4　监理工作程序流程图</w:t>
+              <w:t>图2-2　监理工作程序流程图</w:t>
             </w:r>
           </w:p>
           <w:p>
@@ -814,12 +825,15 @@
       <w:pPr>
         <w:keepNext/>
         <w:spacing w:before="120" w:after="80" w:line="288" w:lineRule="auto"/>
+        <w:pBdr>
+          <w:bottom w:val="single" w:sz="6" w:color="243B6B"/>
+        </w:pBdr>
         <w:outlineLvl w:val="1"/>
       </w:pPr>
       <w:r>
         <w:rPr>
           <w:rFonts w:ascii="Times New Roman" w:hAnsi="Times New Roman" w:eastAsia="黑体"/>
-          <w:b/>
+          <w:b w:val="0"/>
           <w:color w:val="1B2C52"/>
           <w:sz w:val="24"/>
         </w:rPr>
@@ -834,7 +848,7 @@
       </w:pPr>
       <w:r>
         <w:rPr>
-          <w:rFonts w:ascii="Times New Roman" w:hAnsi="Times New Roman" w:eastAsia="仿宋"/>
+          <w:rFonts w:ascii="Times New Roman" w:hAnsi="Times New Roman" w:eastAsia="宋体"/>
           <w:sz w:val="24"/>
         </w:rPr>
         <w:t>质量达到一次性验收合格标准；进度满足合同节点要求；投资控制在批准概算内。</w:t>
@@ -844,6 +858,9 @@
       <w:pPr>
         <w:keepNext/>
         <w:spacing w:before="60" w:after="40" w:line="288" w:lineRule="auto"/>
+        <w:pBdr>
+          <w:bottom w:val="single" w:sz="6" w:color="243B6B"/>
+        </w:pBdr>
         <w:outlineLvl w:val="2"/>
       </w:pPr>
       <w:r>
@@ -864,7 +881,7 @@
       </w:pPr>
       <w:r>
         <w:rPr>
-          <w:rFonts w:ascii="Times New Roman" w:hAnsi="Times New Roman" w:eastAsia="仿宋"/>
+          <w:rFonts w:ascii="Times New Roman" w:hAnsi="Times New Roman" w:eastAsia="宋体"/>
           <w:sz w:val="24"/>
         </w:rPr>
         <w:t>建立监理例会、旁站监理、见证取样、巡视检查、资料管理制度。</w:t>
@@ -890,12 +907,15 @@
       <w:pPr>
         <w:keepNext/>
         <w:spacing w:before="120" w:after="80" w:line="288" w:lineRule="auto"/>
+        <w:pBdr>
+          <w:bottom w:val="single" w:sz="6" w:color="243B6B"/>
+        </w:pBdr>
         <w:outlineLvl w:val="0"/>
       </w:pPr>
       <w:r>
         <w:rPr>
           <w:rFonts w:ascii="Times New Roman" w:hAnsi="Times New Roman" w:eastAsia="黑体"/>
-          <w:b/>
+          <w:b w:val="0"/>
           <w:color w:val="1B2C52"/>
           <w:sz w:val="24"/>
         </w:rPr>
@@ -910,7 +930,7 @@
       </w:pPr>
       <w:r>
         <w:rPr>
-          <w:rFonts w:ascii="Times New Roman" w:hAnsi="Times New Roman" w:eastAsia="仿宋"/>
+          <w:rFonts w:ascii="Times New Roman" w:hAnsi="Times New Roman" w:eastAsia="宋体"/>
           <w:sz w:val="24"/>
         </w:rPr>
         <w:t>实行总监理工程师负责制，设总监理工程师 1 名、专业监理工程师 5 名、监理员 4 名。</w:t>
@@ -920,12 +940,15 @@
       <w:pPr>
         <w:keepNext/>
         <w:spacing w:before="120" w:after="80" w:line="288" w:lineRule="auto"/>
+        <w:pBdr>
+          <w:bottom w:val="single" w:sz="6" w:color="243B6B"/>
+        </w:pBdr>
         <w:outlineLvl w:val="1"/>
       </w:pPr>
       <w:r>
         <w:rPr>
           <w:rFonts w:ascii="Times New Roman" w:hAnsi="Times New Roman" w:eastAsia="黑体"/>
-          <w:b/>
+          <w:b w:val="0"/>
           <w:color w:val="1B2C52"/>
           <w:sz w:val="24"/>
         </w:rPr>
@@ -939,10 +962,10 @@
       </w:pPr>
       <w:r>
         <w:rPr>
-          <w:rFonts w:ascii="Times New Roman" w:hAnsi="Times New Roman" w:eastAsia="宋体"/>
+          <w:rFonts w:ascii="Times New Roman" w:hAnsi="Times New Roman" w:eastAsia="仿宋"/>
           <w:sz w:val="18"/>
         </w:rPr>
-        <w:t>表 2　岗位</w:t>
+        <w:t>表3-1</w:t>
       </w:r>
     </w:p>
     <w:tbl>
@@ -969,13 +992,12 @@
         <w:tc>
           <w:tcPr>
             <w:tcW w:type="dxa" w:w="2767"/>
-            <w:shd w:val="clear" w:color="auto" w:fill="E8ECF4"/>
           </w:tcPr>
           <w:p>
             <w:r/>
             <w:r>
               <w:rPr>
-                <w:rFonts w:ascii="Times New Roman" w:hAnsi="Times New Roman" w:eastAsia="宋体"/>
+                <w:rFonts w:ascii="Times New Roman" w:hAnsi="Times New Roman" w:eastAsia="仿宋"/>
                 <w:b/>
                 <w:sz w:val="21"/>
               </w:rPr>
@@ -986,13 +1008,12 @@
         <w:tc>
           <w:tcPr>
             <w:tcW w:type="dxa" w:w="2767"/>
-            <w:shd w:val="clear" w:color="auto" w:fill="E8ECF4"/>
           </w:tcPr>
           <w:p>
             <w:r/>
             <w:r>
               <w:rPr>
-                <w:rFonts w:ascii="Times New Roman" w:hAnsi="Times New Roman" w:eastAsia="宋体"/>
+                <w:rFonts w:ascii="Times New Roman" w:hAnsi="Times New Roman" w:eastAsia="仿宋"/>
                 <w:b/>
                 <w:sz w:val="21"/>
               </w:rPr>
@@ -1003,13 +1024,12 @@
         <w:tc>
           <w:tcPr>
             <w:tcW w:type="dxa" w:w="2767"/>
-            <w:shd w:val="clear" w:color="auto" w:fill="E8ECF4"/>
           </w:tcPr>
           <w:p>
             <w:r/>
             <w:r>
               <w:rPr>
-                <w:rFonts w:ascii="Times New Roman" w:hAnsi="Times New Roman" w:eastAsia="宋体"/>
+                <w:rFonts w:ascii="Times New Roman" w:hAnsi="Times New Roman" w:eastAsia="仿宋"/>
                 <w:b/>
                 <w:sz w:val="21"/>
               </w:rPr>
@@ -1027,7 +1047,7 @@
             <w:r/>
             <w:r>
               <w:rPr>
-                <w:rFonts w:ascii="Times New Roman" w:hAnsi="Times New Roman" w:eastAsia="宋体"/>
+                <w:rFonts w:ascii="Times New Roman" w:hAnsi="Times New Roman" w:eastAsia="仿宋"/>
                 <w:sz w:val="21"/>
               </w:rPr>
               <w:t>总监理工程师</w:t>
@@ -1042,7 +1062,7 @@
             <w:r/>
             <w:r>
               <w:rPr>
-                <w:rFonts w:ascii="Times New Roman" w:hAnsi="Times New Roman" w:eastAsia="宋体"/>
+                <w:rFonts w:ascii="Times New Roman" w:hAnsi="Times New Roman" w:eastAsia="仿宋"/>
                 <w:sz w:val="21"/>
               </w:rPr>
               <w:t>1</w:t>
@@ -1057,7 +1077,7 @@
             <w:r/>
             <w:r>
               <w:rPr>
-                <w:rFonts w:ascii="Times New Roman" w:hAnsi="Times New Roman" w:eastAsia="宋体"/>
+                <w:rFonts w:ascii="Times New Roman" w:hAnsi="Times New Roman" w:eastAsia="仿宋"/>
                 <w:sz w:val="21"/>
               </w:rPr>
               <w:t>注册监理工程师、高级职称</w:t>
@@ -1074,7 +1094,7 @@
             <w:r/>
             <w:r>
               <w:rPr>
-                <w:rFonts w:ascii="Times New Roman" w:hAnsi="Times New Roman" w:eastAsia="宋体"/>
+                <w:rFonts w:ascii="Times New Roman" w:hAnsi="Times New Roman" w:eastAsia="仿宋"/>
                 <w:sz w:val="21"/>
               </w:rPr>
               <w:t>专业监理工程师</w:t>
@@ -1089,7 +1109,7 @@
             <w:r/>
             <w:r>
               <w:rPr>
-                <w:rFonts w:ascii="Times New Roman" w:hAnsi="Times New Roman" w:eastAsia="宋体"/>
+                <w:rFonts w:ascii="Times New Roman" w:hAnsi="Times New Roman" w:eastAsia="仿宋"/>
                 <w:sz w:val="21"/>
               </w:rPr>
               <w:t>5</w:t>
@@ -1104,7 +1124,7 @@
             <w:r/>
             <w:r>
               <w:rPr>
-                <w:rFonts w:ascii="Times New Roman" w:hAnsi="Times New Roman" w:eastAsia="宋体"/>
+                <w:rFonts w:ascii="Times New Roman" w:hAnsi="Times New Roman" w:eastAsia="仿宋"/>
                 <w:sz w:val="21"/>
               </w:rPr>
               <w:t>中级及以上职称</w:t>
@@ -1117,6 +1137,9 @@
       <w:pPr>
         <w:keepNext/>
         <w:spacing w:before="60" w:after="40" w:line="288" w:lineRule="auto"/>
+        <w:pBdr>
+          <w:bottom w:val="single" w:sz="6" w:color="243B6B"/>
+        </w:pBdr>
         <w:outlineLvl w:val="2"/>
       </w:pPr>
       <w:r>
@@ -1137,7 +1160,7 @@
       </w:pPr>
       <w:r>
         <w:rPr>
-          <w:rFonts w:ascii="Times New Roman" w:hAnsi="Times New Roman" w:eastAsia="仿宋"/>
+          <w:rFonts w:ascii="Times New Roman" w:hAnsi="Times New Roman" w:eastAsia="宋体"/>
           <w:sz w:val="24"/>
         </w:rPr>
         <w:t>配备全站仪、水准仪、回弹仪等常规检测仪器及监理信息化管理平台。</w:t>
@@ -1239,10 +1262,10 @@
           <w:p>
             <w:r>
               <w:rPr>
-                <w:rFonts w:ascii="Times New Roman" w:hAnsi="Times New Roman" w:eastAsia="宋体"/>
+                <w:rFonts w:ascii="Times New Roman" w:hAnsi="Times New Roman" w:eastAsia="仿宋"/>
                 <w:sz w:val="18"/>
               </w:rPr>
-              <w:t>图 5　监理例会图纸会审</w:t>
+              <w:t>图3-1　监理例会图纸会审</w:t>
             </w:r>
           </w:p>
           <w:p>
@@ -1277,6 +1300,13 @@
       <w:jc w:val="center"/>
     </w:pPr>
     <w:r>
+      <w:rPr>
+        <w:rFonts w:ascii="Times New Roman" w:hAnsi="Times New Roman" w:eastAsia="宋体"/>
+        <w:sz w:val="18"/>
+      </w:rPr>
+      <w:t xml:space="preserve"> - </w:t>
+    </w:r>
+    <w:r>
       <w:fldChar w:fldCharType="begin"/>
       <w:instrText xml:space="preserve">PAGE</w:instrText>
       <w:fldChar w:fldCharType="end"/>
@@ -1286,6 +1316,13 @@
         <w:sz w:val="18"/>
       </w:rPr>
       <w:t xml:space="preserve"> - </w:t>
+    </w:r>
+    <w:r>
+      <w:rPr>
+        <w:rFonts w:ascii="Times New Roman" w:hAnsi="Times New Roman" w:eastAsia="宋体"/>
+        <w:sz w:val="18"/>
+      </w:rPr>
+      <w:t xml:space="preserve"> -</w:t>
     </w:r>
   </w:p>
 </w:ftr>
@@ -1302,7 +1339,8 @@
     </w:pPr>
     <w:r>
       <w:rPr>
-        <w:rFonts w:ascii="Times New Roman" w:hAnsi="Times New Roman" w:eastAsia="宋体"/>
+        <w:rFonts w:ascii="Times New Roman" w:hAnsi="Times New Roman" w:eastAsia="仿宋"/>
+        <w:color w:val="1B2C52"/>
         <w:sz w:val="18"/>
       </w:rPr>
       <w:t>预览企业　|　投标技术标</w:t>
